--- a/fanfic/ffn_upload/ch18.docx
+++ b/fanfic/ffn_upload/ch18.docx
@@ -52,7 +52,7 @@
         <w:pStyle w:val="BodyText"/>
       </w:pPr>
       <w:r>
-        <w:t xml:space="preserve">They had been walking since first light, following the canyon floor away from the crash because it was the only direction that wasn’t straight up. The air stank of sulfur. Every so often a geyser somewhere ahead coughed and hissed, and the ground shivered under their boots. Tess had been limping for the last hour and pretending she wasn’t. Her breath came in short white-edged gasps, though the air was warm; four months of ice had taught both of them to breathe like it was still cold.</w:t>
+        <w:t xml:space="preserve">They had been walking since first light, following the canyon floor away from the crash because it was the only direction that wasn’t straight up. The air stank of sulfur. Every so often a geyser somewhere ahead coughed and hissed, and the ground shivered under their boots. Tess had been limping for the last hour and pretending she wasn’t. Her breath came in short, careful gasps, though the air was warm; four months of ice had taught both of them to breathe like it was still cold.</w:t>
       </w:r>
     </w:p>
     <w:p>
@@ -406,7 +406,7 @@
         <w:t xml:space="preserve"> </w:t>
       </w:r>
       <w:r>
-        <w:t xml:space="preserve">He looked at his four raised fingers.</w:t>
+        <w:t xml:space="preserve">He looked at his three raised fingers, then raised a fourth with great ceremony.</w:t>
       </w:r>
       <w:r>
         <w:t xml:space="preserve"> </w:t>
@@ -764,7 +764,7 @@
         <w:pStyle w:val="BodyText"/>
       </w:pPr>
       <w:r>
-        <w:t xml:space="preserve">He took off his long coat and put it around her shoulders. It smelled of engine grease and sweet smoke and something fermented. She did not say anything, because if she said anything she might do something embarrassing, and he did not say anything either, which she suspected was the kindest thing anyone had done for her in a month.</w:t>
+        <w:t xml:space="preserve">He took off his long coat and put it around her shoulders. It smelled of engine grease and sweet smoke and something fermented. She did not say anything, because if she said anything she might do something embarrassing, and he did not say anything either, and she was more grateful for the silence than for the coat.</w:t>
       </w:r>
     </w:p>
     <w:p>
@@ -819,7 +819,7 @@
         <w:pStyle w:val="BodyText"/>
       </w:pPr>
       <w:r>
-        <w:t xml:space="preserve">They fed her first. She ate a bowl of something spiced and brown with her hands trembling, then made herself slow down when her stomach cramped. Tess ate beside her with the steady, unhurried efficiency of someone who had eaten every meal for twenty years as if it might be taken away.</w:t>
+        <w:t xml:space="preserve">They fed her first. She ate a bowl of something spiced and brown with her hands trembling, then made herself slow down when her stomach cramped. Tess ate beside her with the steady, unhurried efficiency of someone who had eaten every meal for nine years as if it might be taken away.</w:t>
       </w:r>
     </w:p>
     <w:p>
@@ -923,7 +923,7 @@
         <w:t xml:space="preserve"> </w:t>
       </w:r>
       <w:r>
-        <w:t xml:space="preserve">He tapped the band near the seam, just behind her left montral, and she felt the vibration in her teeth.</w:t>
+        <w:t xml:space="preserve">He tapped the band near the seam, just beneath the root of her left lekku, and she felt the vibration in her teeth.</w:t>
       </w:r>
       <w:r>
         <w:t xml:space="preserve"> </w:t>
@@ -1217,7 +1217,7 @@
         <w:pStyle w:val="BodyText"/>
       </w:pPr>
       <w:r>
-        <w:t xml:space="preserve">Tess pulled up a crate and sat by her head. After a moment Ahsoka felt the older woman’s left hand find hers—the one with the two frostbitten fingers, their tips blunt and pale—and grip it hard.</w:t>
+        <w:t xml:space="preserve">Tess pulled up a crate and sat by her head. After a moment Ahsoka felt Tess’s left hand find hers—the one with the two frostbitten fingers, stiff and dark to the second joint—and grip it hard.</w:t>
       </w:r>
     </w:p>
     <w:p>
@@ -1313,7 +1313,7 @@
         <w:pStyle w:val="BodyText"/>
       </w:pPr>
       <w:r>
-        <w:t xml:space="preserve">The status light under her jaw, the small hard blue bump she had felt every day for four months, flickered. Then it turned amber.</w:t>
+        <w:t xml:space="preserve">The status light under her jaw, the small hard blue bump she had felt every day since the transport, flickered. Then it turned amber.</w:t>
       </w:r>
     </w:p>
     <w:p>
@@ -1389,7 +1389,7 @@
         <w:pStyle w:val="BodyText"/>
       </w:pPr>
       <w:r>
-        <w:t xml:space="preserve">It was not pain at first. It was white—a white sheet thrown over the world, every lamp blooming at once, her whole spine snapping straight like a cable pulled taut. She heard Tess swear from very far away. Her hand clenched so hard on the old woman’s fingers that something in them popped. Her heels drummed once against the bench and she could not make them stop.</w:t>
+        <w:t xml:space="preserve">It was not pain at first. It was white—a white sheet thrown over the world, every lamp blooming at once, her whole spine snapping straight like a cable pulled taut. She heard Tess swear from very far away. Her hand clenched so hard on Tess’s fingers that something in them popped. Her heels drummed once against the bench and she could not make them stop.</w:t>
       </w:r>
     </w:p>
     <w:p>
@@ -1734,7 +1734,7 @@
         <w:pStyle w:val="BodyText"/>
       </w:pPr>
       <w:r>
-        <w:t xml:space="preserve">Tess flexed it. One of the blunted fingers was already swelling.</w:t>
+        <w:t xml:space="preserve">Tess flexed it. One of the frostbitten fingers was already swelling.</w:t>
       </w:r>
       <w:r>
         <w:t xml:space="preserve"> </w:t>
@@ -2810,7 +2810,7 @@
         <w:pStyle w:val="BodyText"/>
       </w:pPr>
       <w:r>
-        <w:t xml:space="preserve">She was not meditating, exactly. She was just listening. She had spent four months learning to sit with nothing, to find her breath when there was no Force to lean on, and now that it was back she found she did not want to rush into it. She let it come to her a little at a time. The warm stone. The pirates arguing over cards behind her. The engines cooling. A lookout up on the north tower humming badly to himself.</w:t>
+        <w:t xml:space="preserve">She was not meditating, exactly. She was just listening. She had spent all those months in the ice learning to sit with nothing, to find her breath when there was no Force to lean on, and now that it was back she found she did not want to rush into it. She let it come to her a little at a time. The warm stone. The pirates arguing over cards behind her. The engines cooling. A lookout up on the north tower humming badly to himself.</w:t>
       </w:r>
     </w:p>
     <w:p>
@@ -3021,7 +3021,7 @@
         <w:t xml:space="preserve">“</w:t>
       </w:r>
       <w:r>
-        <w:t xml:space="preserve">You know what I’ve learned in twenty years of being guilty? Nobody gets cleared. Not in this galaxy. You get bought out, or you get forgotten, or you get lucky. That’s the list. There’s no fourth thing.</w:t>
+        <w:t xml:space="preserve">You know what I’ve learned in nine years of being guilty? Nobody gets cleared. Not in this galaxy. You get bought out, or you get forgotten, or you get lucky. That’s the list. There’s no fourth thing.</w:t>
       </w:r>
       <w:r>
         <w:t xml:space="preserve">”</w:t>
@@ -3142,7 +3142,7 @@
         <w:pStyle w:val="BodyText"/>
       </w:pPr>
       <w:r>
-        <w:t xml:space="preserve">Ahsoka reached for her through the Force, gently, not prying. She found that same tight knot, the same coin turning over and over. It felt sadder than it had in the workshop. She took it for fear, and for the particular weariness of an old woman who had been locked up for twenty years and was now loose in a galaxy that had moved on without her.</w:t>
+        <w:t xml:space="preserve">Ahsoka reached for her through the Force, gently, not prying. She found that same tight knot, the same coin turning over and over. It felt sadder than it had in the workshop. She took it for fear, and for the particular weariness of an old woman who had been locked up for nine years and was now loose in a galaxy that had moved on without her.</w:t>
       </w:r>
     </w:p>
     <w:p>
@@ -3309,7 +3309,7 @@
         <w:pStyle w:val="BodyText"/>
       </w:pPr>
       <w:r>
-        <w:t xml:space="preserve">The figure stopped at the edge of the floodlights. Pale hands rose and pushed the hood back.</w:t>
+        <w:t xml:space="preserve">The figure stopped where the floodlights began. Pale hands rose and pushed the hood back.</w:t>
       </w:r>
     </w:p>
     <w:p>
